--- a/4. RESULTADOS/08_tratamiento_continuo/T20_sin_quintil_extremo.docx
+++ b/4. RESULTADOS/08_tratamiento_continuo/T20_sin_quintil_extremo.docx
@@ -767,7 +767,7 @@
                 <w:szCs w:val="22"/>
                 <w:color w:val="000000"/>
               </w:rPr>
-              <w:t xml:space="preserve">-0.0100</w:t>
+              <w:t xml:space="preserve">-0.0085</w:t>
             </w:r>
           </w:p>
         </w:tc>
@@ -822,7 +822,7 @@
                 <w:szCs w:val="22"/>
                 <w:color w:val="000000"/>
               </w:rPr>
-              <w:t xml:space="preserve">0.0040</w:t>
+              <w:t xml:space="preserve">0.0036</w:t>
             </w:r>
           </w:p>
         </w:tc>
@@ -877,7 +877,7 @@
                 <w:szCs w:val="22"/>
                 <w:color w:val="000000"/>
               </w:rPr>
-              <w:t xml:space="preserve">0.0118</w:t>
+              <w:t xml:space="preserve">0.0173</w:t>
             </w:r>
           </w:p>
         </w:tc>
@@ -987,7 +987,7 @@
                 <w:szCs w:val="22"/>
                 <w:color w:val="000000"/>
               </w:rPr>
-              <w:t xml:space="preserve">-0.0178</w:t>
+              <w:t xml:space="preserve">-0.0155</w:t>
             </w:r>
           </w:p>
         </w:tc>
@@ -1042,7 +1042,7 @@
                 <w:szCs w:val="22"/>
                 <w:color w:val="000000"/>
               </w:rPr>
-              <w:t xml:space="preserve">-0.0022</w:t>
+              <w:t xml:space="preserve">-0.0015</w:t>
             </w:r>
           </w:p>
         </w:tc>
@@ -1152,7 +1152,7 @@
                 <w:szCs w:val="22"/>
                 <w:color w:val="000000"/>
               </w:rPr>
-              <w:t xml:space="preserve">-1.0012</w:t>
+              <w:t xml:space="preserve">-0.8527</w:t>
             </w:r>
           </w:p>
         </w:tc>
@@ -1322,7 +1322,7 @@
                 <w:szCs w:val="22"/>
                 <w:color w:val="000000"/>
               </w:rPr>
-              <w:t xml:space="preserve">-0.0102</w:t>
+              <w:t xml:space="preserve">-0.0068</w:t>
             </w:r>
           </w:p>
         </w:tc>
@@ -1377,7 +1377,7 @@
                 <w:szCs w:val="22"/>
                 <w:color w:val="000000"/>
               </w:rPr>
-              <w:t xml:space="preserve">0.0056</w:t>
+              <w:t xml:space="preserve">0.0051</w:t>
             </w:r>
           </w:p>
         </w:tc>
@@ -1432,7 +1432,7 @@
                 <w:szCs w:val="22"/>
                 <w:color w:val="000000"/>
               </w:rPr>
-              <w:t xml:space="preserve">0.0677</w:t>
+              <w:t xml:space="preserve">0.1821</w:t>
             </w:r>
           </w:p>
         </w:tc>
@@ -1487,7 +1487,7 @@
                 <w:szCs w:val="22"/>
                 <w:color w:val="000000"/>
               </w:rPr>
-              <w:t xml:space="preserve">*</w:t>
+              <w:t xml:space="preserve"/>
             </w:r>
           </w:p>
         </w:tc>
@@ -1542,7 +1542,7 @@
                 <w:szCs w:val="22"/>
                 <w:color w:val="000000"/>
               </w:rPr>
-              <w:t xml:space="preserve">-0.0210</w:t>
+              <w:t xml:space="preserve">-0.0168</w:t>
             </w:r>
           </w:p>
         </w:tc>
@@ -1597,7 +1597,7 @@
                 <w:szCs w:val="22"/>
                 <w:color w:val="000000"/>
               </w:rPr>
-              <w:t xml:space="preserve">0.0007</w:t>
+              <w:t xml:space="preserve">0.0032</w:t>
             </w:r>
           </w:p>
         </w:tc>
@@ -1707,7 +1707,7 @@
                 <w:szCs w:val="22"/>
                 <w:color w:val="000000"/>
               </w:rPr>
-              <w:t xml:space="preserve">-1.0150</w:t>
+              <w:t xml:space="preserve">-0.6788</w:t>
             </w:r>
           </w:p>
         </w:tc>
@@ -1877,7 +1877,7 @@
                 <w:szCs w:val="22"/>
                 <w:color w:val="000000"/>
               </w:rPr>
-              <w:t xml:space="preserve">-0.0096</w:t>
+              <w:t xml:space="preserve">-0.0433</w:t>
             </w:r>
           </w:p>
         </w:tc>
@@ -1932,7 +1932,7 @@
                 <w:szCs w:val="22"/>
                 <w:color w:val="000000"/>
               </w:rPr>
-              <w:t xml:space="preserve">0.0075</w:t>
+              <w:t xml:space="preserve">0.0071</w:t>
             </w:r>
           </w:p>
         </w:tc>
@@ -1987,7 +1987,7 @@
                 <w:szCs w:val="22"/>
                 <w:color w:val="000000"/>
               </w:rPr>
-              <w:t xml:space="preserve">0.1995</w:t>
+              <w:t xml:space="preserve">0.0000</w:t>
             </w:r>
           </w:p>
         </w:tc>
@@ -2042,7 +2042,7 @@
                 <w:szCs w:val="22"/>
                 <w:color w:val="000000"/>
               </w:rPr>
-              <w:t xml:space="preserve"/>
+              <w:t xml:space="preserve">***</w:t>
             </w:r>
           </w:p>
         </w:tc>
@@ -2097,7 +2097,7 @@
                 <w:szCs w:val="22"/>
                 <w:color w:val="000000"/>
               </w:rPr>
-              <w:t xml:space="preserve">-0.0244</w:t>
+              <w:t xml:space="preserve">-0.0571</w:t>
             </w:r>
           </w:p>
         </w:tc>
@@ -2152,7 +2152,7 @@
                 <w:szCs w:val="22"/>
                 <w:color w:val="000000"/>
               </w:rPr>
-              <w:t xml:space="preserve">0.0051</w:t>
+              <w:t xml:space="preserve">-0.0294</w:t>
             </w:r>
           </w:p>
         </w:tc>
@@ -2262,7 +2262,7 @@
                 <w:szCs w:val="22"/>
                 <w:color w:val="000000"/>
               </w:rPr>
-              <w:t xml:space="preserve">-0.9637</w:t>
+              <w:t xml:space="preserve">-4.3258</w:t>
             </w:r>
           </w:p>
         </w:tc>
@@ -2432,7 +2432,7 @@
                 <w:szCs w:val="22"/>
                 <w:color w:val="000000"/>
               </w:rPr>
-              <w:t xml:space="preserve">-0.0029</w:t>
+              <w:t xml:space="preserve">-0.0390</w:t>
             </w:r>
           </w:p>
         </w:tc>
@@ -2487,7 +2487,7 @@
                 <w:szCs w:val="22"/>
                 <w:color w:val="000000"/>
               </w:rPr>
-              <w:t xml:space="preserve">0.0103</w:t>
+              <w:t xml:space="preserve">0.0096</w:t>
             </w:r>
           </w:p>
         </w:tc>
@@ -2542,7 +2542,7 @@
                 <w:szCs w:val="22"/>
                 <w:color w:val="000000"/>
               </w:rPr>
-              <w:t xml:space="preserve">0.7796</w:t>
+              <w:t xml:space="preserve">0.0001</w:t>
             </w:r>
           </w:p>
         </w:tc>
@@ -2597,7 +2597,7 @@
                 <w:szCs w:val="22"/>
                 <w:color w:val="000000"/>
               </w:rPr>
-              <w:t xml:space="preserve"/>
+              <w:t xml:space="preserve">***</w:t>
             </w:r>
           </w:p>
         </w:tc>
@@ -2652,7 +2652,7 @@
                 <w:szCs w:val="22"/>
                 <w:color w:val="000000"/>
               </w:rPr>
-              <w:t xml:space="preserve">-0.0231</w:t>
+              <w:t xml:space="preserve">-0.0579</w:t>
             </w:r>
           </w:p>
         </w:tc>
@@ -2707,7 +2707,7 @@
                 <w:szCs w:val="22"/>
                 <w:color w:val="000000"/>
               </w:rPr>
-              <w:t xml:space="preserve">0.0173</w:t>
+              <w:t xml:space="preserve">-0.0201</w:t>
             </w:r>
           </w:p>
         </w:tc>
@@ -2817,7 +2817,7 @@
                 <w:szCs w:val="22"/>
                 <w:color w:val="000000"/>
               </w:rPr>
-              <w:t xml:space="preserve">-0.2882</w:t>
+              <w:t xml:space="preserve">-3.9040</w:t>
             </w:r>
           </w:p>
         </w:tc>
